--- a/rapports/2026-06-06/EQ34/EQ34_sup_v2/DR_021102000005/75-21-80-07.docx
+++ b/rapports/2026-06-06/EQ34/EQ34_sup_v2/DR_021102000005/75-21-80-07.docx
@@ -297,7 +297,7 @@
           <w:color w:val="1F6FEB"/>
           <w:sz w:val="22"/>
         </w:rPr>
-        <w:t>⚠ INCOHÉRENCES À CORRIGER (87)</w:t>
+        <w:t>⚠ INCOHÉRENCES À CORRIGER (79)</w:t>
       </w:r>
     </w:p>
     <w:tbl>
@@ -454,7 +454,7 @@
                 <w:color w:val="16A34A"/>
                 <w:sz w:val="16"/>
               </w:rPr>
-              <w:t>—</w:t>
+              <w:t>s01q32, s01q36, s01q38, s04q37_modif, s02q33, s02q34, s01q00b</w:t>
             </w:r>
           </w:p>
         </w:tc>
@@ -485,7 +485,7 @@
                 <w:i w:val="0"/>
                 <w:sz w:val="17"/>
               </w:rPr>
-              <w:t>Incohérence!!! seulement les écoles privées paient les frais de scolarité (y compris les frais d'inscription).</w:t>
+              <w:t>Peu probable!!! Vu l'âge (15 ans) de lala kebe ou l'année à laquelle lala kebe a fréquenté l'école pour la dernière fois (.) le dernier diplome de lala kebe ne peut être le Certificat d'études primaires (CEP), prière de corriger cette incohérence ou confirmer avec le QG.</w:t>
             </w:r>
           </w:p>
         </w:tc>
@@ -575,7 +575,7 @@
                 <w:i w:val="0"/>
                 <w:sz w:val="17"/>
               </w:rPr>
-              <w:t>Peu probable!!! Vu l'âge (15 ans) de lala kebe ou l'année à laquelle lala kebe a fréquenté l'école pour la dernière fois (.) le dernier diplome de lala kebe ne peut être le Certificat d'études primaires (CEP), prière de corriger cette incohérence ou confirmer avec le QG.</w:t>
+              <w:t>Peu probable!!! Vu l'âge (17 ans) de saphy sambou ou l'année à laquelle saphy sambou a fréquenté l'école pour la dernière fois (.) le dernier diplome de saphy sambou ne peut être le Certificat d'études primaires (CEP), prière de corriger cette incohérence ou confirmer avec le QG.</w:t>
             </w:r>
           </w:p>
         </w:tc>
@@ -698,7 +698,7 @@
                 <w:i w:val="0"/>
                 <w:sz w:val="16"/>
               </w:rPr>
-              <w:t>S02</w:t>
+              <w:t>S07</w:t>
               <w:br/>
             </w:r>
             <w:r>
@@ -708,7 +708,7 @@
                 <w:color w:val="64748B"/>
                 <w:sz w:val="14"/>
               </w:rPr>
-              <w:t>Éducation</w:t>
+              <w:t>Consommation alimentaire</w:t>
             </w:r>
           </w:p>
         </w:tc>
@@ -724,7 +724,7 @@
                 <w:color w:val="16A34A"/>
                 <w:sz w:val="16"/>
               </w:rPr>
-              <w:t>s01q32, s01q36, s01q38, s04q37_modif, s02q33, s02q34, s01q00b</w:t>
+              <w:t>s00q27, s01q03a, s01q03b, s01q03c, s02q04, s03q14, s04q15, s04q16</w:t>
             </w:r>
           </w:p>
         </w:tc>
@@ -755,7 +755,7 @@
                 <w:i w:val="0"/>
                 <w:sz w:val="17"/>
               </w:rPr>
-              <w:t>Peu probable!!! Vu l'âge (17 ans) de saphy sambou ou l'année à laquelle saphy sambou a fréquenté l'école pour la dernière fois (.) le dernier diplome de saphy sambou ne peut être le Certificat d'études primaires (CEP), prière de corriger cette incohérence ou confirmer avec le QG.</w:t>
+              <w:t>Incohérence!! Dans ce ménage, chaque individus consomme par jour .7837301 Kg  de cereale; Prière de vérifier les quantités prises des produits cérealiers (de Riz local Gambiaka à Autres semoules de céréales) auprès du ménage ou confirmer avec le QG.</w:t>
             </w:r>
           </w:p>
         </w:tc>
@@ -788,7 +788,7 @@
                 <w:i w:val="0"/>
                 <w:sz w:val="16"/>
               </w:rPr>
-              <w:t>S07</w:t>
+              <w:t>S16</w:t>
               <w:br/>
             </w:r>
             <w:r>
@@ -798,7 +798,7 @@
                 <w:color w:val="64748B"/>
                 <w:sz w:val="14"/>
               </w:rPr>
-              <w:t>Consommation alimentaire</w:t>
+              <w:t>Agriculture</w:t>
             </w:r>
           </w:p>
         </w:tc>
@@ -814,7 +814,7 @@
                 <w:color w:val="16A34A"/>
                 <w:sz w:val="16"/>
               </w:rPr>
-              <w:t>s00q27, s01q03a, s01q03b, s01q03c, s02q04, s03q14, s04q15, s04q16</w:t>
+              <w:t>s01q02, s02q01__1, s02q02__1, s02q03__1, s02q15, s03q17, s04q28, s04q35d</w:t>
             </w:r>
           </w:p>
         </w:tc>
@@ -845,7 +845,7 @@
                 <w:i w:val="0"/>
                 <w:sz w:val="17"/>
               </w:rPr>
-              <w:t>Incohérence!! Dans ce ménage, chaque individus consomme par jour .7837301 Kg  de cereale; Prière de vérifier les quantités prises des produits cérealiers (de Riz local Gambiaka à Autres semoules de céréales) auprès du ménage ou confirmer avec le QG.</w:t>
+              <w:t>Incoherence! Le nombre de cultures dans la parcelle parcelle est de 5 cultures qui semble trop élévé ou non renseigné, prière de corriger.</w:t>
             </w:r>
           </w:p>
         </w:tc>
@@ -904,7 +904,7 @@
                 <w:color w:val="16A34A"/>
                 <w:sz w:val="16"/>
               </w:rPr>
-              <w:t>s01q02, s02q01__1, s02q02__1, s02q03__1, s02q15, s03q17, s04q28, s04q35d</w:t>
+              <w:t>s16dq05a, s16dq05c</w:t>
             </w:r>
           </w:p>
         </w:tc>
@@ -935,7 +935,7 @@
                 <w:i w:val="0"/>
                 <w:sz w:val="17"/>
               </w:rPr>
-              <w:t>Incoherence! Le nombre de cultures dans la parcelle parcelle est de 5 cultures qui semble trop élévé ou non renseigné, prière de corriger.</w:t>
+              <w:t>La quantité de s16dq05a estimée en Kg est incohérente avec la prise dans la question s16dq05c, prière de bien estimer et mettre la valeur exacte.</w:t>
             </w:r>
           </w:p>
         </w:tc>
@@ -994,7 +994,7 @@
                 <w:color w:val="16A34A"/>
                 <w:sz w:val="16"/>
               </w:rPr>
-              <w:t>s16dq05a, s16dq05c</w:t>
+              <w:t>s00q07a, s00q08, s00q10, s00q13_0, s00q15_0, s00q17_0, s00q23a, s00q23b</w:t>
             </w:r>
           </w:p>
         </w:tc>
@@ -1025,7 +1025,7 @@
                 <w:i w:val="0"/>
                 <w:sz w:val="17"/>
               </w:rPr>
-              <w:t>La quantité de s16dq05a estimée en Kg est incohérente avec la prise dans la question s16dq05c, prière de bien estimer et mettre la valeur exacte.</w:t>
+              <w:t>La somme des quantités consommées (0 kg), des quantités offertes (0 kg),  des quantités vendus (5 kg) et des quantités en stock (0 kg) depasse la quantité totale (1 kg) que le ménage a eu après la recolte de Oseille , prière de corriger cette incoherence.</w:t>
             </w:r>
           </w:p>
         </w:tc>
@@ -1115,7 +1115,7 @@
                 <w:i w:val="0"/>
                 <w:sz w:val="17"/>
               </w:rPr>
-              <w:t>La somme des quantités consommées (0 kg), des quantités offertes (0 kg),  des quantités vendus (5 kg) et des quantités en stock (0 kg) depasse la quantité totale (1 kg) que le ménage a eu après la recolte de Oseille , prière de corriger cette incoherence.</w:t>
+              <w:t>La somme des quantités consommées (7 kg), des quantités offertes (3 kg),  des quantités vendus (10 kg) et des quantités en stock (0 kg) depasse la quantité totale (10 kg) que le ménage a eu après la recolte de Gombo , prière de corriger cette incoherence.</w:t>
             </w:r>
           </w:p>
         </w:tc>
@@ -1148,7 +1148,7 @@
                 <w:i w:val="0"/>
                 <w:sz w:val="16"/>
               </w:rPr>
-              <w:t>S16</w:t>
+              <w:t>S20</w:t>
               <w:br/>
             </w:r>
             <w:r>
@@ -1158,7 +1158,7 @@
                 <w:color w:val="64748B"/>
                 <w:sz w:val="14"/>
               </w:rPr>
-              <w:t>Agriculture</w:t>
+              <w:t>Gouvernance / autres</w:t>
             </w:r>
           </w:p>
         </w:tc>
@@ -1174,7 +1174,7 @@
                 <w:color w:val="16A34A"/>
                 <w:sz w:val="16"/>
               </w:rPr>
-              <w:t>s00q07a, s00q08, s00q10, s00q13_0, s00q15_0, s00q17_0, s00q23a, s00q23b</w:t>
+              <w:t>—</w:t>
             </w:r>
           </w:p>
         </w:tc>
@@ -1205,7 +1205,7 @@
                 <w:i w:val="0"/>
                 <w:sz w:val="17"/>
               </w:rPr>
-              <w:t>La somme des quantités consommées (7 kg), des quantités offertes (3 kg),  des quantités vendus (10 kg) et des quantités en stock (0 kg) depasse la quantité totale (10 kg) que le ménage a eu après la recolte de Gombo , prière de corriger cette incoherence.</w:t>
+              <w:t>Incohérence détectée ! Le ménage a précédemment déclaré vivre « Bien » ou « Assez bien » selon son revenu en 20A.02.</w:t>
             </w:r>
           </w:p>
         </w:tc>
@@ -1220,10 +1220,10 @@
               <w:rPr>
                 <w:b/>
                 <w:i w:val="0"/>
-                <w:color w:val="DC2626"/>
-                <w:sz w:val="16"/>
-              </w:rPr>
-              <w:t>Haute</w:t>
+                <w:color w:val="EA580C"/>
+                <w:sz w:val="16"/>
+              </w:rPr>
+              <w:t>Moyenne</w:t>
             </w:r>
           </w:p>
         </w:tc>
@@ -1238,7 +1238,7 @@
                 <w:i w:val="0"/>
                 <w:sz w:val="16"/>
               </w:rPr>
-              <w:t>S20</w:t>
+              <w:t>S00</w:t>
               <w:br/>
             </w:r>
             <w:r>
@@ -1248,7 +1248,7 @@
                 <w:color w:val="64748B"/>
                 <w:sz w:val="14"/>
               </w:rPr>
-              <w:t>Gouvernance / autres</w:t>
+              <w:t>Identification</w:t>
             </w:r>
           </w:p>
         </w:tc>
@@ -1264,7 +1264,7 @@
                 <w:color w:val="16A34A"/>
                 <w:sz w:val="16"/>
               </w:rPr>
-              <w:t>—</w:t>
+              <w:t>s00q27</w:t>
             </w:r>
           </w:p>
         </w:tc>
@@ -1295,7 +1295,7 @@
                 <w:i w:val="0"/>
                 <w:sz w:val="17"/>
               </w:rPr>
-              <w:t>Incohérence détectée ! Le ménage a précédemment déclaré vivre « Bien » ou « Assez bien » selon son revenu en 20A.02.</w:t>
+              <w:t>Le questionnaire semble ne pas être complètement fini mais le questionnaire est en statut complet, prière de compléter le questionnaire.</w:t>
             </w:r>
           </w:p>
         </w:tc>
@@ -1354,7 +1354,7 @@
                 <w:color w:val="16A34A"/>
                 <w:sz w:val="16"/>
               </w:rPr>
-              <w:t>s00q27</w:t>
+              <w:t>—</w:t>
             </w:r>
           </w:p>
         </w:tc>
@@ -1385,7 +1385,7 @@
                 <w:i w:val="0"/>
                 <w:sz w:val="17"/>
               </w:rPr>
-              <w:t>Le questionnaire semble ne pas être complètement fini mais le questionnaire est en statut complet, prière de compléter le questionnaire.</w:t>
+              <w:t>L'adresse ou la localisation du ménage doit être bien renseignée, ne doit pas contenir des numéros de téléphone et elle semble courte pour être une adresse.</w:t>
             </w:r>
           </w:p>
         </w:tc>
@@ -1475,7 +1475,7 @@
                 <w:i w:val="0"/>
                 <w:sz w:val="17"/>
               </w:rPr>
-              <w:t>L'adresse ou la localisation du ménage doit être bien renseignée, ne doit pas contenir des numéros de téléphone et elle semble courte pour être une adresse.</w:t>
+              <w:t>Prière de renseigner la bonne adresse.</w:t>
             </w:r>
           </w:p>
         </w:tc>
@@ -1508,7 +1508,7 @@
                 <w:i w:val="0"/>
                 <w:sz w:val="16"/>
               </w:rPr>
-              <w:t>S00</w:t>
+              <w:t>S01</w:t>
               <w:br/>
             </w:r>
             <w:r>
@@ -1518,7 +1518,7 @@
                 <w:color w:val="64748B"/>
                 <w:sz w:val="14"/>
               </w:rPr>
-              <w:t>Identification</w:t>
+              <w:t>Démographie</w:t>
             </w:r>
           </w:p>
         </w:tc>
@@ -1534,7 +1534,7 @@
                 <w:color w:val="16A34A"/>
                 <w:sz w:val="16"/>
               </w:rPr>
-              <w:t>—</w:t>
+              <w:t>s01q16, s01q00b, s01q16_autre</w:t>
             </w:r>
           </w:p>
         </w:tc>
@@ -1565,727 +1565,7 @@
                 <w:i w:val="0"/>
                 <w:sz w:val="17"/>
               </w:rPr>
-              <w:t>Prière de renseigner la bonne adresse.</w:t>
-            </w:r>
-          </w:p>
-        </w:tc>
-      </w:tr>
-      <w:tr>
-        <w:tc>
-          <w:tcPr>
-            <w:tcW w:type="dxa" w:w="964"/>
-          </w:tcPr>
-          <w:p>
-            <w:r>
-              <w:rPr>
-                <w:b/>
-                <w:i w:val="0"/>
-                <w:color w:val="EA580C"/>
-                <w:sz w:val="16"/>
-              </w:rPr>
-              <w:t>Moyenne</w:t>
-            </w:r>
-          </w:p>
-        </w:tc>
-        <w:tc>
-          <w:tcPr>
-            <w:tcW w:type="dxa" w:w="1247"/>
-          </w:tcPr>
-          <w:p>
-            <w:r>
-              <w:rPr>
-                <w:b/>
-                <w:i w:val="0"/>
-                <w:sz w:val="16"/>
-              </w:rPr>
-              <w:t>S01</w:t>
-              <w:br/>
-            </w:r>
-            <w:r>
-              <w:rPr>
-                <w:b w:val="0"/>
-                <w:i w:val="0"/>
-                <w:color w:val="64748B"/>
-                <w:sz w:val="14"/>
-              </w:rPr>
-              <w:t>Démographie</w:t>
-            </w:r>
-          </w:p>
-        </w:tc>
-        <w:tc>
-          <w:tcPr>
-            <w:tcW w:type="dxa" w:w="1531"/>
-          </w:tcPr>
-          <w:p>
-            <w:r>
-              <w:rPr>
-                <w:b/>
-                <w:i w:val="0"/>
-                <w:color w:val="16A34A"/>
-                <w:sz w:val="16"/>
-              </w:rPr>
-              <w:t>s01q16, s01q00b, s01q16_autre</w:t>
-            </w:r>
-          </w:p>
-        </w:tc>
-        <w:tc>
-          <w:tcPr>
-            <w:tcW w:type="dxa" w:w="1191"/>
-          </w:tcPr>
-          <w:p>
-            <w:r>
-              <w:rPr>
-                <w:b w:val="0"/>
-                <w:i w:val="0"/>
-                <w:color w:val="64748B"/>
-                <w:sz w:val="16"/>
-              </w:rPr>
-              <w:t>GT-CQ</w:t>
-            </w:r>
-          </w:p>
-        </w:tc>
-        <w:tc>
-          <w:tcPr>
-            <w:tcW w:type="dxa" w:w="4706"/>
-          </w:tcPr>
-          <w:p>
-            <w:r>
-              <w:rPr>
-                <w:b w:val="0"/>
-                <w:i w:val="0"/>
-                <w:sz w:val="17"/>
-              </w:rPr>
               <w:t>L'ethni de lala kebe est laobé, prière de bien classer cet ethni qui existe soit dans la liste des ethni ou n'éxiste pas comme ethni.</w:t>
-            </w:r>
-          </w:p>
-        </w:tc>
-      </w:tr>
-      <w:tr>
-        <w:tc>
-          <w:tcPr>
-            <w:tcW w:type="dxa" w:w="964"/>
-          </w:tcPr>
-          <w:p>
-            <w:r>
-              <w:rPr>
-                <w:b/>
-                <w:i w:val="0"/>
-                <w:color w:val="EA580C"/>
-                <w:sz w:val="16"/>
-              </w:rPr>
-              <w:t>Moyenne</w:t>
-            </w:r>
-          </w:p>
-        </w:tc>
-        <w:tc>
-          <w:tcPr>
-            <w:tcW w:type="dxa" w:w="1247"/>
-          </w:tcPr>
-          <w:p>
-            <w:r>
-              <w:rPr>
-                <w:b/>
-                <w:i w:val="0"/>
-                <w:sz w:val="16"/>
-              </w:rPr>
-              <w:t>S02</w:t>
-              <w:br/>
-            </w:r>
-            <w:r>
-              <w:rPr>
-                <w:b w:val="0"/>
-                <w:i w:val="0"/>
-                <w:color w:val="64748B"/>
-                <w:sz w:val="14"/>
-              </w:rPr>
-              <w:t>Éducation</w:t>
-            </w:r>
-          </w:p>
-        </w:tc>
-        <w:tc>
-          <w:tcPr>
-            <w:tcW w:type="dxa" w:w="1531"/>
-          </w:tcPr>
-          <w:p>
-            <w:r>
-              <w:rPr>
-                <w:b/>
-                <w:i w:val="0"/>
-                <w:color w:val="16A34A"/>
-                <w:sz w:val="16"/>
-              </w:rPr>
-              <w:t>—</w:t>
-            </w:r>
-          </w:p>
-        </w:tc>
-        <w:tc>
-          <w:tcPr>
-            <w:tcW w:type="dxa" w:w="1191"/>
-          </w:tcPr>
-          <w:p>
-            <w:r>
-              <w:rPr>
-                <w:b w:val="0"/>
-                <w:i w:val="0"/>
-                <w:color w:val="64748B"/>
-                <w:sz w:val="16"/>
-              </w:rPr>
-              <w:t>GT-CQ</w:t>
-            </w:r>
-          </w:p>
-        </w:tc>
-        <w:tc>
-          <w:tcPr>
-            <w:tcW w:type="dxa" w:w="4706"/>
-          </w:tcPr>
-          <w:p>
-            <w:r>
-              <w:rPr>
-                <w:b w:val="0"/>
-                <w:i w:val="0"/>
-                <w:sz w:val="17"/>
-              </w:rPr>
-              <w:t>veuillez, s'il vous plait, confirmer les frais de scolarité ( 13000 FCFA) payée de lang diatta avec le QG ou apporter les corrections nécessaires.</w:t>
-            </w:r>
-          </w:p>
-        </w:tc>
-      </w:tr>
-      <w:tr>
-        <w:tc>
-          <w:tcPr>
-            <w:tcW w:type="dxa" w:w="964"/>
-          </w:tcPr>
-          <w:p>
-            <w:r>
-              <w:rPr>
-                <w:b/>
-                <w:i w:val="0"/>
-                <w:color w:val="EA580C"/>
-                <w:sz w:val="16"/>
-              </w:rPr>
-              <w:t>Moyenne</w:t>
-            </w:r>
-          </w:p>
-        </w:tc>
-        <w:tc>
-          <w:tcPr>
-            <w:tcW w:type="dxa" w:w="1247"/>
-          </w:tcPr>
-          <w:p>
-            <w:r>
-              <w:rPr>
-                <w:b/>
-                <w:i w:val="0"/>
-                <w:sz w:val="16"/>
-              </w:rPr>
-              <w:t>S02</w:t>
-              <w:br/>
-            </w:r>
-            <w:r>
-              <w:rPr>
-                <w:b w:val="0"/>
-                <w:i w:val="0"/>
-                <w:color w:val="64748B"/>
-                <w:sz w:val="14"/>
-              </w:rPr>
-              <w:t>Éducation</w:t>
-            </w:r>
-          </w:p>
-        </w:tc>
-        <w:tc>
-          <w:tcPr>
-            <w:tcW w:type="dxa" w:w="1531"/>
-          </w:tcPr>
-          <w:p>
-            <w:r>
-              <w:rPr>
-                <w:b/>
-                <w:i w:val="0"/>
-                <w:color w:val="16A34A"/>
-                <w:sz w:val="16"/>
-              </w:rPr>
-              <w:t>—</w:t>
-            </w:r>
-          </w:p>
-        </w:tc>
-        <w:tc>
-          <w:tcPr>
-            <w:tcW w:type="dxa" w:w="1191"/>
-          </w:tcPr>
-          <w:p>
-            <w:r>
-              <w:rPr>
-                <w:b w:val="0"/>
-                <w:i w:val="0"/>
-                <w:color w:val="64748B"/>
-                <w:sz w:val="16"/>
-              </w:rPr>
-              <w:t>GT-CQ</w:t>
-            </w:r>
-          </w:p>
-        </w:tc>
-        <w:tc>
-          <w:tcPr>
-            <w:tcW w:type="dxa" w:w="4706"/>
-          </w:tcPr>
-          <w:p>
-            <w:r>
-              <w:rPr>
-                <w:b w:val="0"/>
-                <w:i w:val="0"/>
-                <w:sz w:val="17"/>
-              </w:rPr>
-              <w:t>veuillez, s'il vous plait, confirmer les frais de scolarité ( 2000 FCFA) payée de khady sambou avec le QG ou apporter les corrections nécessaires.</w:t>
-            </w:r>
-          </w:p>
-        </w:tc>
-      </w:tr>
-      <w:tr>
-        <w:tc>
-          <w:tcPr>
-            <w:tcW w:type="dxa" w:w="964"/>
-          </w:tcPr>
-          <w:p>
-            <w:r>
-              <w:rPr>
-                <w:b/>
-                <w:i w:val="0"/>
-                <w:color w:val="EA580C"/>
-                <w:sz w:val="16"/>
-              </w:rPr>
-              <w:t>Moyenne</w:t>
-            </w:r>
-          </w:p>
-        </w:tc>
-        <w:tc>
-          <w:tcPr>
-            <w:tcW w:type="dxa" w:w="1247"/>
-          </w:tcPr>
-          <w:p>
-            <w:r>
-              <w:rPr>
-                <w:b/>
-                <w:i w:val="0"/>
-                <w:sz w:val="16"/>
-              </w:rPr>
-              <w:t>S02</w:t>
-              <w:br/>
-            </w:r>
-            <w:r>
-              <w:rPr>
-                <w:b w:val="0"/>
-                <w:i w:val="0"/>
-                <w:color w:val="64748B"/>
-                <w:sz w:val="14"/>
-              </w:rPr>
-              <w:t>Éducation</w:t>
-            </w:r>
-          </w:p>
-        </w:tc>
-        <w:tc>
-          <w:tcPr>
-            <w:tcW w:type="dxa" w:w="1531"/>
-          </w:tcPr>
-          <w:p>
-            <w:r>
-              <w:rPr>
-                <w:b/>
-                <w:i w:val="0"/>
-                <w:color w:val="16A34A"/>
-                <w:sz w:val="16"/>
-              </w:rPr>
-              <w:t>—</w:t>
-            </w:r>
-          </w:p>
-        </w:tc>
-        <w:tc>
-          <w:tcPr>
-            <w:tcW w:type="dxa" w:w="1191"/>
-          </w:tcPr>
-          <w:p>
-            <w:r>
-              <w:rPr>
-                <w:b w:val="0"/>
-                <w:i w:val="0"/>
-                <w:color w:val="64748B"/>
-                <w:sz w:val="16"/>
-              </w:rPr>
-              <w:t>GT-CQ</w:t>
-            </w:r>
-          </w:p>
-        </w:tc>
-        <w:tc>
-          <w:tcPr>
-            <w:tcW w:type="dxa" w:w="4706"/>
-          </w:tcPr>
-          <w:p>
-            <w:r>
-              <w:rPr>
-                <w:b w:val="0"/>
-                <w:i w:val="0"/>
-                <w:sz w:val="17"/>
-              </w:rPr>
-              <w:t>veuillez, s'il vous plait, confirmer les frais de scolarité ( 2000 FCFA) payée de landing sambou avec le QG ou apporter les corrections nécessaires.</w:t>
-            </w:r>
-          </w:p>
-        </w:tc>
-      </w:tr>
-      <w:tr>
-        <w:tc>
-          <w:tcPr>
-            <w:tcW w:type="dxa" w:w="964"/>
-          </w:tcPr>
-          <w:p>
-            <w:r>
-              <w:rPr>
-                <w:b/>
-                <w:i w:val="0"/>
-                <w:color w:val="EA580C"/>
-                <w:sz w:val="16"/>
-              </w:rPr>
-              <w:t>Moyenne</w:t>
-            </w:r>
-          </w:p>
-        </w:tc>
-        <w:tc>
-          <w:tcPr>
-            <w:tcW w:type="dxa" w:w="1247"/>
-          </w:tcPr>
-          <w:p>
-            <w:r>
-              <w:rPr>
-                <w:b/>
-                <w:i w:val="0"/>
-                <w:sz w:val="16"/>
-              </w:rPr>
-              <w:t>S02</w:t>
-              <w:br/>
-            </w:r>
-            <w:r>
-              <w:rPr>
-                <w:b w:val="0"/>
-                <w:i w:val="0"/>
-                <w:color w:val="64748B"/>
-                <w:sz w:val="14"/>
-              </w:rPr>
-              <w:t>Éducation</w:t>
-            </w:r>
-          </w:p>
-        </w:tc>
-        <w:tc>
-          <w:tcPr>
-            <w:tcW w:type="dxa" w:w="1531"/>
-          </w:tcPr>
-          <w:p>
-            <w:r>
-              <w:rPr>
-                <w:b/>
-                <w:i w:val="0"/>
-                <w:color w:val="16A34A"/>
-                <w:sz w:val="16"/>
-              </w:rPr>
-              <w:t>—</w:t>
-            </w:r>
-          </w:p>
-        </w:tc>
-        <w:tc>
-          <w:tcPr>
-            <w:tcW w:type="dxa" w:w="1191"/>
-          </w:tcPr>
-          <w:p>
-            <w:r>
-              <w:rPr>
-                <w:b w:val="0"/>
-                <w:i w:val="0"/>
-                <w:color w:val="64748B"/>
-                <w:sz w:val="16"/>
-              </w:rPr>
-              <w:t>GT-CQ</w:t>
-            </w:r>
-          </w:p>
-        </w:tc>
-        <w:tc>
-          <w:tcPr>
-            <w:tcW w:type="dxa" w:w="4706"/>
-          </w:tcPr>
-          <w:p>
-            <w:r>
-              <w:rPr>
-                <w:b w:val="0"/>
-                <w:i w:val="0"/>
-                <w:sz w:val="17"/>
-              </w:rPr>
-              <w:t>veuillez, s'il vous plait, confirmer les frais de scolarité ( 2000 FCFA) payée de ndeye fatou tamba avec le QG ou apporter les corrections nécessaires.</w:t>
-            </w:r>
-          </w:p>
-        </w:tc>
-      </w:tr>
-      <w:tr>
-        <w:tc>
-          <w:tcPr>
-            <w:tcW w:type="dxa" w:w="964"/>
-          </w:tcPr>
-          <w:p>
-            <w:r>
-              <w:rPr>
-                <w:b/>
-                <w:i w:val="0"/>
-                <w:color w:val="EA580C"/>
-                <w:sz w:val="16"/>
-              </w:rPr>
-              <w:t>Moyenne</w:t>
-            </w:r>
-          </w:p>
-        </w:tc>
-        <w:tc>
-          <w:tcPr>
-            <w:tcW w:type="dxa" w:w="1247"/>
-          </w:tcPr>
-          <w:p>
-            <w:r>
-              <w:rPr>
-                <w:b/>
-                <w:i w:val="0"/>
-                <w:sz w:val="16"/>
-              </w:rPr>
-              <w:t>S02</w:t>
-              <w:br/>
-            </w:r>
-            <w:r>
-              <w:rPr>
-                <w:b w:val="0"/>
-                <w:i w:val="0"/>
-                <w:color w:val="64748B"/>
-                <w:sz w:val="14"/>
-              </w:rPr>
-              <w:t>Éducation</w:t>
-            </w:r>
-          </w:p>
-        </w:tc>
-        <w:tc>
-          <w:tcPr>
-            <w:tcW w:type="dxa" w:w="1531"/>
-          </w:tcPr>
-          <w:p>
-            <w:r>
-              <w:rPr>
-                <w:b/>
-                <w:i w:val="0"/>
-                <w:color w:val="16A34A"/>
-                <w:sz w:val="16"/>
-              </w:rPr>
-              <w:t>—</w:t>
-            </w:r>
-          </w:p>
-        </w:tc>
-        <w:tc>
-          <w:tcPr>
-            <w:tcW w:type="dxa" w:w="1191"/>
-          </w:tcPr>
-          <w:p>
-            <w:r>
-              <w:rPr>
-                <w:b w:val="0"/>
-                <w:i w:val="0"/>
-                <w:color w:val="64748B"/>
-                <w:sz w:val="16"/>
-              </w:rPr>
-              <w:t>GT-CQ</w:t>
-            </w:r>
-          </w:p>
-        </w:tc>
-        <w:tc>
-          <w:tcPr>
-            <w:tcW w:type="dxa" w:w="4706"/>
-          </w:tcPr>
-          <w:p>
-            <w:r>
-              <w:rPr>
-                <w:b w:val="0"/>
-                <w:i w:val="0"/>
-                <w:sz w:val="17"/>
-              </w:rPr>
-              <w:t>veuillez, s'il vous plait, confirmer les frais de scolarité ( 6000 FCFA) payée de lala kebe avec le QG ou apporter les corrections nécessaires.</w:t>
-            </w:r>
-          </w:p>
-        </w:tc>
-      </w:tr>
-      <w:tr>
-        <w:tc>
-          <w:tcPr>
-            <w:tcW w:type="dxa" w:w="964"/>
-          </w:tcPr>
-          <w:p>
-            <w:r>
-              <w:rPr>
-                <w:b/>
-                <w:i w:val="0"/>
-                <w:color w:val="EA580C"/>
-                <w:sz w:val="16"/>
-              </w:rPr>
-              <w:t>Moyenne</w:t>
-            </w:r>
-          </w:p>
-        </w:tc>
-        <w:tc>
-          <w:tcPr>
-            <w:tcW w:type="dxa" w:w="1247"/>
-          </w:tcPr>
-          <w:p>
-            <w:r>
-              <w:rPr>
-                <w:b/>
-                <w:i w:val="0"/>
-                <w:sz w:val="16"/>
-              </w:rPr>
-              <w:t>S02</w:t>
-              <w:br/>
-            </w:r>
-            <w:r>
-              <w:rPr>
-                <w:b w:val="0"/>
-                <w:i w:val="0"/>
-                <w:color w:val="64748B"/>
-                <w:sz w:val="14"/>
-              </w:rPr>
-              <w:t>Éducation</w:t>
-            </w:r>
-          </w:p>
-        </w:tc>
-        <w:tc>
-          <w:tcPr>
-            <w:tcW w:type="dxa" w:w="1531"/>
-          </w:tcPr>
-          <w:p>
-            <w:r>
-              <w:rPr>
-                <w:b/>
-                <w:i w:val="0"/>
-                <w:color w:val="16A34A"/>
-                <w:sz w:val="16"/>
-              </w:rPr>
-              <w:t>—</w:t>
-            </w:r>
-          </w:p>
-        </w:tc>
-        <w:tc>
-          <w:tcPr>
-            <w:tcW w:type="dxa" w:w="1191"/>
-          </w:tcPr>
-          <w:p>
-            <w:r>
-              <w:rPr>
-                <w:b w:val="0"/>
-                <w:i w:val="0"/>
-                <w:color w:val="64748B"/>
-                <w:sz w:val="16"/>
-              </w:rPr>
-              <w:t>GT-CQ</w:t>
-            </w:r>
-          </w:p>
-        </w:tc>
-        <w:tc>
-          <w:tcPr>
-            <w:tcW w:type="dxa" w:w="4706"/>
-          </w:tcPr>
-          <w:p>
-            <w:r>
-              <w:rPr>
-                <w:b w:val="0"/>
-                <w:i w:val="0"/>
-                <w:sz w:val="17"/>
-              </w:rPr>
-              <w:t>veuillez, s'il vous plait, confirmer les frais de scolarité ( 6000 FCFA) payée de pape lamine sambou avec le QG ou apporter les corrections nécessaires.</w:t>
-            </w:r>
-          </w:p>
-        </w:tc>
-      </w:tr>
-      <w:tr>
-        <w:tc>
-          <w:tcPr>
-            <w:tcW w:type="dxa" w:w="964"/>
-          </w:tcPr>
-          <w:p>
-            <w:r>
-              <w:rPr>
-                <w:b/>
-                <w:i w:val="0"/>
-                <w:color w:val="EA580C"/>
-                <w:sz w:val="16"/>
-              </w:rPr>
-              <w:t>Moyenne</w:t>
-            </w:r>
-          </w:p>
-        </w:tc>
-        <w:tc>
-          <w:tcPr>
-            <w:tcW w:type="dxa" w:w="1247"/>
-          </w:tcPr>
-          <w:p>
-            <w:r>
-              <w:rPr>
-                <w:b/>
-                <w:i w:val="0"/>
-                <w:sz w:val="16"/>
-              </w:rPr>
-              <w:t>S02</w:t>
-              <w:br/>
-            </w:r>
-            <w:r>
-              <w:rPr>
-                <w:b w:val="0"/>
-                <w:i w:val="0"/>
-                <w:color w:val="64748B"/>
-                <w:sz w:val="14"/>
-              </w:rPr>
-              <w:t>Éducation</w:t>
-            </w:r>
-          </w:p>
-        </w:tc>
-        <w:tc>
-          <w:tcPr>
-            <w:tcW w:type="dxa" w:w="1531"/>
-          </w:tcPr>
-          <w:p>
-            <w:r>
-              <w:rPr>
-                <w:b/>
-                <w:i w:val="0"/>
-                <w:color w:val="16A34A"/>
-                <w:sz w:val="16"/>
-              </w:rPr>
-              <w:t>—</w:t>
-            </w:r>
-          </w:p>
-        </w:tc>
-        <w:tc>
-          <w:tcPr>
-            <w:tcW w:type="dxa" w:w="1191"/>
-          </w:tcPr>
-          <w:p>
-            <w:r>
-              <w:rPr>
-                <w:b w:val="0"/>
-                <w:i w:val="0"/>
-                <w:color w:val="64748B"/>
-                <w:sz w:val="16"/>
-              </w:rPr>
-              <w:t>GT-CQ</w:t>
-            </w:r>
-          </w:p>
-        </w:tc>
-        <w:tc>
-          <w:tcPr>
-            <w:tcW w:type="dxa" w:w="4706"/>
-          </w:tcPr>
-          <w:p>
-            <w:r>
-              <w:rPr>
-                <w:b w:val="0"/>
-                <w:i w:val="0"/>
-                <w:sz w:val="17"/>
-              </w:rPr>
-              <w:t>veuillez, s'il vous plait, confirmer les frais de scolarité ( 6000 FCFA) payée de saphy sambou avec le QG ou apporter les corrections nécessaires.</w:t>
             </w:r>
           </w:p>
         </w:tc>
